--- a/examples/clustering/doc/clu_kmeans.docx
+++ b/examples/clustering/doc/clu_kmeans.docx
@@ -374,7 +374,7 @@
         <w:rPr>
           <w:rStyle w:val="VerbatimChar"/>
         </w:rPr>
-        <w:t xml:space="preserve">## 50 62 38</w:t>
+        <w:t xml:space="preserve">## 96 33 21</w:t>
       </w:r>
     </w:p>
     <w:p>
@@ -503,25 +503,25 @@
         <w:rPr>
           <w:rStyle w:val="VerbatimChar"/>
         </w:rPr>
-        <w:t xml:space="preserve">## 1 1     0        50 0     </w:t>
-      </w:r>
-      <w:r>
-        <w:br/>
-      </w:r>
-      <w:r>
-        <w:rPr>
-          <w:rStyle w:val="VerbatimChar"/>
-        </w:rPr>
-        <w:t xml:space="preserve">## 2 2     0.771    62 0.319 </w:t>
-      </w:r>
-      <w:r>
-        <w:br/>
-      </w:r>
-      <w:r>
-        <w:rPr>
-          <w:rStyle w:val="VerbatimChar"/>
-        </w:rPr>
-        <w:t xml:space="preserve">## 3 3     0.297    38 0.0754</w:t>
+        <w:t xml:space="preserve">## 1 1     0.999    96 0.639 </w:t>
+      </w:r>
+      <w:r>
+        <w:br/>
+      </w:r>
+      <w:r>
+        <w:rPr>
+          <w:rStyle w:val="VerbatimChar"/>
+        </w:rPr>
+        <w:t xml:space="preserve">## 2 2     0        33 0     </w:t>
+      </w:r>
+      <w:r>
+        <w:br/>
+      </w:r>
+      <w:r>
+        <w:rPr>
+          <w:rStyle w:val="VerbatimChar"/>
+        </w:rPr>
+        <w:t xml:space="preserve">## 3 3     0.702    21 0.0983</w:t>
       </w:r>
       <w:r>
         <w:br/>
@@ -548,7 +548,7 @@
         <w:rPr>
           <w:rStyle w:val="VerbatimChar"/>
         </w:rPr>
-        <w:t xml:space="preserve">## [1] 0.3938863</w:t>
+        <w:t xml:space="preserve">## [1] 0.7375436</w:t>
       </w:r>
       <w:r>
         <w:br/>
@@ -812,7 +812,7 @@
         <w:rPr>
           <w:rStyle w:val="VerbatimChar"/>
         </w:rPr>
-        <w:t xml:space="preserve">## 50 39 61</w:t>
+        <w:t xml:space="preserve">## 39 50 61</w:t>
       </w:r>
     </w:p>
     <w:p>
@@ -935,16 +935,16 @@
         <w:rPr>
           <w:rStyle w:val="VerbatimChar"/>
         </w:rPr>
-        <w:t xml:space="preserve">## 1 1     0        50 0    </w:t>
-      </w:r>
-      <w:r>
-        <w:br/>
-      </w:r>
-      <w:r>
-        <w:rPr>
-          <w:rStyle w:val="VerbatimChar"/>
-        </w:rPr>
-        <w:t xml:space="preserve">## 2 2     0.391    39 0.102</w:t>
+        <w:t xml:space="preserve">## 1 1     0.391    39 0.102</w:t>
+      </w:r>
+      <w:r>
+        <w:br/>
+      </w:r>
+      <w:r>
+        <w:rPr>
+          <w:rStyle w:val="VerbatimChar"/>
+        </w:rPr>
+        <w:t xml:space="preserve">## 2 2     0        50 0    </w:t>
       </w:r>
       <w:r>
         <w:br/>
@@ -1030,7 +1030,11 @@
         <w:t xml:space="preserve">- Lloyd, S. (1982). Least squares quantization in PCM.</w:t>
       </w:r>
     </w:p>
-    <w:sectPr/>
+    <w:sectPr>
+      <w:footnotePr>
+        <w:numRestart w:val="eachSect"/>
+      </w:footnotePr>
+    </w:sectPr>
   </w:body>
 </w:document>
 </file>
@@ -1202,8 +1206,6 @@
     </w:pPr>
     <w:rPr>
       <w:rFonts w:asciiTheme="majorHAnsi" w:cstheme="majorBidi" w:eastAsiaTheme="majorEastAsia" w:hAnsiTheme="majorHAnsi"/>
-      <w:spacing w:val="-10"/>
-      <w:kern w:val="28"/>
       <w:sz w:val="56"/>
       <w:szCs w:val="56"/>
     </w:rPr>
@@ -1216,15 +1218,13 @@
     <w:rsid w:val="00A10FD9"/>
     <w:rPr>
       <w:rFonts w:asciiTheme="majorHAnsi" w:cstheme="majorBidi" w:eastAsiaTheme="majorEastAsia" w:hAnsiTheme="majorHAnsi"/>
-      <w:spacing w:val="-10"/>
-      <w:kern w:val="28"/>
       <w:sz w:val="56"/>
       <w:szCs w:val="56"/>
     </w:rPr>
   </w:style>
   <w:style w:styleId="Subtitle" w:type="paragraph">
     <w:name w:val="Subtitle"/>
-    <w:basedOn w:val="Normal"/>
+    <w:basedOn w:val="Title"/>
     <w:next w:val="BodyText"/>
     <w:link w:val="SubtitleChar"/>
     <w:uiPriority w:val="11"/>
@@ -1237,7 +1237,6 @@
     </w:pPr>
     <w:rPr>
       <w:rFonts w:cstheme="majorBidi" w:eastAsiaTheme="majorEastAsia"/>
-      <w:color w:themeColor="text1" w:themeTint="A6" w:val="595959"/>
       <w:spacing w:val="15"/>
       <w:sz w:val="28"/>
       <w:szCs w:val="28"/>
@@ -1259,23 +1258,31 @@
   </w:style>
   <w:style w:customStyle="1" w:styleId="Author" w:type="paragraph">
     <w:name w:val="Author"/>
+    <w:basedOn w:val="Title"/>
     <w:next w:val="BodyText"/>
     <w:qFormat/>
     <w:pPr>
       <w:keepNext/>
       <w:keepLines/>
-      <w:jc w:val="center"/>
-    </w:pPr>
+    </w:pPr>
+    <w:rPr>
+      <w:sz w:val="24"/>
+      <w:szCs w:val="24"/>
+    </w:rPr>
   </w:style>
   <w:style w:styleId="Date" w:type="paragraph">
     <w:name w:val="Date"/>
+    <w:basedOn w:val="Title"/>
     <w:next w:val="BodyText"/>
     <w:qFormat/>
     <w:pPr>
       <w:keepNext/>
       <w:keepLines/>
-      <w:jc w:val="center"/>
-    </w:pPr>
+    </w:pPr>
+    <w:rPr>
+      <w:sz w:val="24"/>
+      <w:szCs w:val="24"/>
+    </w:rPr>
   </w:style>
   <w:style w:customStyle="1" w:styleId="AbstractTitle" w:type="paragraph">
     <w:name w:val="Abstract Title"/>
@@ -1290,7 +1297,6 @@
     </w:pPr>
     <w:rPr>
       <w:b/>
-      <w:color w:val="345A8A"/>
       <w:sz w:val="20"/>
       <w:szCs w:val="20"/>
     </w:rPr>
